--- a/SCRIPT.docx
+++ b/SCRIPT.docx
@@ -820,6 +820,258 @@
           <w:sz w:val="22"/>
         </w:rPr>
         <w:t>. Se la rete cade durante la demo si passa a quelli senza dire niente.</w:t>
+      </w:r>
+    </w:p>
+    <w:p>
+      <w:pPr>
+        <w:spacing w:before="280" w:after="80"/>
+        <w:keepNext/>
+        <w:keepLines/>
+      </w:pPr>
+      <w:r>
+        <w:rPr>
+          <w:rFonts w:ascii="Calibri" w:hAnsi="Calibri" w:cs="Calibri" w:eastAsia="Calibri"/>
+          <w:b/>
+          <w:color w:val="1B3A5F"/>
+          <w:sz w:val="28"/>
+        </w:rPr>
+        <w:t>Provare la demo da un treno</w:t>
+      </w:r>
+    </w:p>
+    <w:p>
+      <w:pPr>
+        <w:spacing w:before="80" w:after="80" w:line="276" w:lineRule="auto"/>
+      </w:pPr>
+      <w:r>
+        <w:rPr>
+          <w:rFonts w:ascii="Calibri" w:hAnsi="Calibri" w:cs="Calibri" w:eastAsia="Calibri"/>
+          <w:b w:val="0"/>
+          <w:i w:val="0"/>
+          <w:color w:val="1A1A1A"/>
+          <w:sz w:val="22"/>
+        </w:rPr>
+        <w:t>Si può, ma solo per metà, e va saputo prima.</w:t>
+      </w:r>
+    </w:p>
+    <w:p>
+      <w:pPr>
+        <w:spacing w:before="80" w:after="80" w:line="276" w:lineRule="auto"/>
+      </w:pPr>
+      <w:r>
+        <w:rPr>
+          <w:rFonts w:ascii="Calibri" w:hAnsi="Calibri" w:cs="Calibri" w:eastAsia="Calibri"/>
+          <w:b/>
+          <w:i w:val="0"/>
+          <w:color w:val="1A1A1A"/>
+          <w:sz w:val="22"/>
+        </w:rPr>
+        <w:t>Funziona senza rete</w:t>
+      </w:r>
+      <w:r>
+        <w:rPr>
+          <w:rFonts w:ascii="Calibri" w:hAnsi="Calibri" w:cs="Calibri" w:eastAsia="Calibri"/>
+          <w:b w:val="0"/>
+          <w:i w:val="0"/>
+          <w:color w:val="1A1A1A"/>
+          <w:sz w:val="22"/>
+        </w:rPr>
+        <w:t>, ed è la prova che conta di più perché verifica Python, i dati e la leggibilità del terminale:</w:t>
+      </w:r>
+    </w:p>
+    <w:p>
+      <w:pPr>
+        <w:spacing w:before="120" w:after="0" w:line="240" w:lineRule="auto"/>
+        <w:ind w:left="312"/>
+        <w:shd w:val="clear" w:fill="F2F2F2"/>
+        <w:pBdr>
+          <w:top w:val="single" w:sz="6" w:space="2" w:color="D8D8D8"/>
+          <w:left w:val="single" w:sz="6" w:space="6" w:color="D8D8D8"/>
+          <w:right w:val="single" w:sz="6" w:space="6" w:color="D8D8D8"/>
+        </w:pBdr>
+      </w:pPr>
+      <w:r>
+        <w:rPr>
+          <w:rFonts w:ascii="Consolas" w:hAnsi="Consolas" w:cs="Consolas" w:eastAsia="Consolas"/>
+          <w:color w:val="1A1A1A"/>
+          <w:sz w:val="18"/>
+        </w:rPr>
+        <w:t>cd /Users/fabriziosilvestri/Documents/Codice/PromoPA-Lezione/src</w:t>
+      </w:r>
+    </w:p>
+    <w:p>
+      <w:pPr>
+        <w:spacing w:before="0" w:after="120" w:line="240" w:lineRule="auto"/>
+        <w:ind w:left="312"/>
+        <w:shd w:val="clear" w:fill="F2F2F2"/>
+        <w:pBdr>
+          <w:bottom w:val="single" w:sz="6" w:space="2" w:color="D8D8D8"/>
+          <w:left w:val="single" w:sz="6" w:space="6" w:color="D8D8D8"/>
+          <w:right w:val="single" w:sz="6" w:space="6" w:color="D8D8D8"/>
+        </w:pBdr>
+      </w:pPr>
+      <w:r>
+        <w:rPr>
+          <w:rFonts w:ascii="Consolas" w:hAnsi="Consolas" w:cs="Consolas" w:eastAsia="Consolas"/>
+          <w:color w:val="1A1A1A"/>
+          <w:sz w:val="18"/>
+        </w:rPr>
+        <w:t>HELPDESK_BACKEND=mock python -m helpdesk_agent.pipeline</w:t>
+      </w:r>
+    </w:p>
+    <w:p>
+      <w:pPr>
+        <w:spacing w:before="100" w:after="100"/>
+        <w:ind w:left="312"/>
+      </w:pPr>
+      <w:r>
+        <w:rPr>
+          <w:rFonts w:ascii="Calibri" w:hAnsi="Calibri" w:cs="Calibri" w:eastAsia="Calibri"/>
+          <w:color w:val="5A5A5A"/>
+          <w:sz w:val="22"/>
+        </w:rPr>
+        <w:t xml:space="preserve">▸ </w:t>
+      </w:r>
+      <w:r>
+        <w:rPr>
+          <w:rFonts w:ascii="Calibri" w:hAnsi="Calibri" w:cs="Calibri" w:eastAsia="Calibri"/>
+          <w:b/>
+          <w:caps/>
+          <w:color w:val="5A5A5A"/>
+          <w:sz w:val="20"/>
+        </w:rPr>
+        <w:t xml:space="preserve">Non funziona, o funziona male, su una rete di treno: </w:t>
+      </w:r>
+      <w:r>
+        <w:rPr>
+          <w:rFonts w:ascii="Calibri" w:hAnsi="Calibri" w:cs="Calibri" w:eastAsia="Calibri"/>
+          <w:b w:val="0"/>
+          <w:i/>
+          <w:color w:val="5A5A5A"/>
+          <w:sz w:val="22"/>
+        </w:rPr>
+        <w:t xml:space="preserve">tutto quello che chiama il modello, cioè </w:t>
+      </w:r>
+      <w:r>
+        <w:rPr>
+          <w:rFonts w:ascii="Consolas" w:hAnsi="Consolas" w:cs="Consolas" w:eastAsia="Consolas"/>
+          <w:color w:val="822433"/>
+          <w:sz w:val="19"/>
+        </w:rPr>
+        <w:t>helpdesk_agent.una</w:t>
+      </w:r>
+      <w:r>
+        <w:rPr>
+          <w:rFonts w:ascii="Calibri" w:hAnsi="Calibri" w:cs="Calibri" w:eastAsia="Calibri"/>
+          <w:b w:val="0"/>
+          <w:i/>
+          <w:color w:val="5A5A5A"/>
+          <w:sz w:val="22"/>
+        </w:rPr>
+        <w:t xml:space="preserve">, </w:t>
+      </w:r>
+      <w:r>
+        <w:rPr>
+          <w:rFonts w:ascii="Consolas" w:hAnsi="Consolas" w:cs="Consolas" w:eastAsia="Consolas"/>
+          <w:color w:val="822433"/>
+          <w:sz w:val="19"/>
+        </w:rPr>
+        <w:t>--solo-grezzi</w:t>
+      </w:r>
+      <w:r>
+        <w:rPr>
+          <w:rFonts w:ascii="Calibri" w:hAnsi="Calibri" w:cs="Calibri" w:eastAsia="Calibri"/>
+          <w:b w:val="0"/>
+          <w:i/>
+          <w:color w:val="5A5A5A"/>
+          <w:sz w:val="22"/>
+        </w:rPr>
+        <w:t xml:space="preserve"> e ChatGPT. Non è che non parta: è che i tempi che misurate saranno falsi, tre o quattro volte più lunghi del vero, e una chiamata su tre può cadere.</w:t>
+      </w:r>
+    </w:p>
+    <w:p>
+      <w:pPr>
+        <w:spacing w:before="80" w:after="80" w:line="276" w:lineRule="auto"/>
+      </w:pPr>
+      <w:r>
+        <w:rPr>
+          <w:rFonts w:ascii="Calibri" w:hAnsi="Calibri" w:cs="Calibri" w:eastAsia="Calibri"/>
+          <w:b w:val="0"/>
+          <w:i w:val="0"/>
+          <w:color w:val="1A1A1A"/>
+          <w:sz w:val="22"/>
+        </w:rPr>
+        <w:t xml:space="preserve">Quindi dal treno si può fare questo: verificare che il comando mock giri, ingrandire il carattere, preparare i messaggi da incollare in chat, rileggere questo script. E se la rete regge, fare </w:t>
+      </w:r>
+      <w:r>
+        <w:rPr>
+          <w:rFonts w:ascii="Calibri" w:hAnsi="Calibri" w:cs="Calibri" w:eastAsia="Calibri"/>
+          <w:b/>
+          <w:i w:val="0"/>
+          <w:color w:val="1A1A1A"/>
+          <w:sz w:val="22"/>
+        </w:rPr>
+        <w:t>una</w:t>
+      </w:r>
+      <w:r>
+        <w:rPr>
+          <w:rFonts w:ascii="Calibri" w:hAnsi="Calibri" w:cs="Calibri" w:eastAsia="Calibri"/>
+          <w:b w:val="0"/>
+          <w:i w:val="0"/>
+          <w:color w:val="1A1A1A"/>
+          <w:sz w:val="22"/>
+        </w:rPr>
+        <w:t xml:space="preserve"> prova di </w:t>
+      </w:r>
+      <w:r>
+        <w:rPr>
+          <w:rFonts w:ascii="Consolas" w:hAnsi="Consolas" w:cs="Consolas" w:eastAsia="Consolas"/>
+          <w:color w:val="822433"/>
+          <w:sz w:val="19"/>
+        </w:rPr>
+        <w:t>python -m helpdesk_agent.una "prova"</w:t>
+      </w:r>
+      <w:r>
+        <w:rPr>
+          <w:rFonts w:ascii="Calibri" w:hAnsi="Calibri" w:cs="Calibri" w:eastAsia="Calibri"/>
+          <w:b w:val="0"/>
+          <w:i w:val="0"/>
+          <w:color w:val="1A1A1A"/>
+          <w:sz w:val="22"/>
+        </w:rPr>
+        <w:t xml:space="preserve"> solo per vedere che risponda </w:t>
+      </w:r>
+      <w:r>
+        <w:rPr>
+          <w:rFonts w:ascii="Consolas" w:hAnsi="Consolas" w:cs="Consolas" w:eastAsia="Consolas"/>
+          <w:color w:val="822433"/>
+          <w:sz w:val="19"/>
+        </w:rPr>
+        <w:t>Backend: openai</w:t>
+      </w:r>
+      <w:r>
+        <w:rPr>
+          <w:rFonts w:ascii="Calibri" w:hAnsi="Calibri" w:cs="Calibri" w:eastAsia="Calibri"/>
+          <w:b w:val="0"/>
+          <w:i w:val="0"/>
+          <w:color w:val="1A1A1A"/>
+          <w:sz w:val="22"/>
+        </w:rPr>
+        <w:t>.</w:t>
+      </w:r>
+    </w:p>
+    <w:p>
+      <w:pPr>
+        <w:spacing w:before="80" w:after="80" w:line="276" w:lineRule="auto"/>
+      </w:pPr>
+      <w:r>
+        <w:rPr>
+          <w:rFonts w:ascii="Calibri" w:hAnsi="Calibri" w:cs="Calibri" w:eastAsia="Calibri"/>
+          <w:b w:val="0"/>
+          <w:i w:val="0"/>
+          <w:color w:val="1A1A1A"/>
+          <w:sz w:val="22"/>
+        </w:rPr>
+        <w:t>Quello che va rifatto da una rete ferma, prima di cominciare: la prova dei tempi e la creazione del GPT, o in alternativa il prompt unico della sezione A.0-bis, che si incolla in trenta secondi.</w:t>
       </w:r>
     </w:p>
     <w:p>
@@ -1714,6 +1966,114 @@
           <w:sz w:val="22"/>
         </w:rPr>
         <w:t>Aprire una conversazione nuova con quel GPT e lasciarla vuota.</w:t>
+      </w:r>
+    </w:p>
+    <w:p>
+      <w:pPr>
+        <w:spacing w:before="200" w:after="80"/>
+        <w:keepNext/>
+        <w:keepLines/>
+      </w:pPr>
+      <w:r>
+        <w:rPr>
+          <w:rFonts w:ascii="Calibri" w:hAnsi="Calibri" w:cs="Calibri" w:eastAsia="Calibri"/>
+          <w:b/>
+          <w:color w:val="1B3A5F"/>
+          <w:sz w:val="24"/>
+        </w:rPr>
+        <w:t>A.0-bis Se il GPT non è pronto</w:t>
+      </w:r>
+    </w:p>
+    <w:p>
+      <w:pPr>
+        <w:spacing w:before="80" w:after="80" w:line="276" w:lineRule="auto"/>
+      </w:pPr>
+      <w:r>
+        <w:rPr>
+          <w:rFonts w:ascii="Calibri" w:hAnsi="Calibri" w:cs="Calibri" w:eastAsia="Calibri"/>
+          <w:b w:val="0"/>
+          <w:i w:val="0"/>
+          <w:color w:val="1A1A1A"/>
+          <w:sz w:val="22"/>
+        </w:rPr>
+        <w:t>Il GPT personalizzato è comodo, non necessario. Se non c'è tempo o la rete non collabora, si ottiene la stessa cosa da una conversazione normale.</w:t>
+      </w:r>
+    </w:p>
+    <w:p>
+      <w:pPr>
+        <w:spacing w:before="80" w:after="80" w:line="276" w:lineRule="auto"/>
+      </w:pPr>
+      <w:r>
+        <w:rPr>
+          <w:rFonts w:ascii="Calibri" w:hAnsi="Calibri" w:cs="Calibri" w:eastAsia="Calibri"/>
+          <w:b w:val="0"/>
+          <w:i w:val="0"/>
+          <w:color w:val="1A1A1A"/>
+          <w:sz w:val="22"/>
+        </w:rPr>
+        <w:t xml:space="preserve">▸ Aprire una conversazione nuova in ChatGPT. Incollare tutto il blocco che sta in </w:t>
+      </w:r>
+      <w:r>
+        <w:rPr>
+          <w:rFonts w:ascii="Consolas" w:hAnsi="Consolas" w:cs="Consolas" w:eastAsia="Consolas"/>
+          <w:color w:val="822433"/>
+          <w:sz w:val="19"/>
+        </w:rPr>
+        <w:t>demo/gpt_personalizzato/prompt_unico.md</w:t>
+      </w:r>
+      <w:r>
+        <w:rPr>
+          <w:rFonts w:ascii="Calibri" w:hAnsi="Calibri" w:cs="Calibri" w:eastAsia="Calibri"/>
+          <w:b w:val="0"/>
+          <w:i w:val="0"/>
+          <w:color w:val="1A1A1A"/>
+          <w:sz w:val="22"/>
+        </w:rPr>
+        <w:t xml:space="preserve"> fra le due righe di trattini: sono le stesse istruzioni più la tassonomia dentro il messaggio, invece che in un file allegato. Il modello risponde "Pronto. Mandami le richieste."</w:t>
+      </w:r>
+    </w:p>
+    <w:p>
+      <w:pPr>
+        <w:spacing w:before="80" w:after="80" w:line="276" w:lineRule="auto"/>
+      </w:pPr>
+      <w:r>
+        <w:rPr>
+          <w:rFonts w:ascii="Calibri" w:hAnsi="Calibri" w:cs="Calibri" w:eastAsia="Calibri"/>
+          <w:b w:val="0"/>
+          <w:i w:val="0"/>
+          <w:color w:val="1A1A1A"/>
+          <w:sz w:val="22"/>
+        </w:rPr>
+        <w:t>Da lì in poi i prompt A.1, A.2 e A.3 sono identici.</w:t>
+      </w:r>
+    </w:p>
+    <w:p>
+      <w:pPr>
+        <w:spacing w:before="140" w:after="140" w:line="293" w:lineRule="auto"/>
+        <w:ind w:left="312"/>
+        <w:pBdr>
+          <w:left w:val="single" w:sz="20" w:space="10" w:color="1B3A5F"/>
+        </w:pBdr>
+      </w:pPr>
+      <w:r>
+        <w:rPr>
+          <w:rFonts w:ascii="Calibri" w:hAnsi="Calibri" w:cs="Calibri" w:eastAsia="Calibri"/>
+          <w:b/>
+          <w:caps/>
+          <w:color w:val="822433"/>
+          <w:sz w:val="21"/>
+        </w:rPr>
+        <w:t xml:space="preserve">Dire, se qualcuno chiede perché non è un GPT: </w:t>
+      </w:r>
+      <w:r>
+        <w:rPr>
+          <w:rFonts w:ascii="Calibri" w:hAnsi="Calibri" w:cs="Calibri" w:eastAsia="Calibri"/>
+          <w:b w:val="0"/>
+          <w:i w:val="0"/>
+          <w:color w:val="1A1A1A"/>
+          <w:sz w:val="25"/>
+        </w:rPr>
+        <w:t>"Non serve. Un GPT personalizzato è comodo perché ve lo ritrovate nel menu, ma quello che conta sono le istruzioni e il file, e quelli li ho appena incollati."</w:t>
       </w:r>
     </w:p>
     <w:p>
